--- a/docs/수행계획서.docx
+++ b/docs/수행계획서.docx
@@ -190,7 +190,7 @@
               <w:rPr>
                 <w:rFonts w:ascii="맑은 고딕" w:eastAsia="맑은 고딕" w:hAnsi="맑은 고딕" w:cs="맑은 고딕"/>
               </w:rPr>
-              <w:t>2026년 10월 15일</w:t>
+              <w:t>2026년 10월 17일</w:t>
             </w:r>
           </w:p>
         </w:tc>
@@ -2588,22 +2588,6 @@
                 <w:rFonts w:ascii="맑은 고딕" w:eastAsia="맑은 고딕" w:hAnsi="맑은 고딕" w:cs="맑은 고딕" w:hint="eastAsia"/>
               </w:rPr>
               <w:t>관련 제작 경험(별도 프로젝트): 실록탐정, SNU-Croche 해커톤(우수상)</w:t>
-            </w:r>
-          </w:p>
-          <w:p>
-            <w:pPr>
-              <w:spacing w:after="40"/>
-              <w:rPr>
-                <w:rFonts w:ascii="Malgun Gothic" w:cs="Malgun Gothic" w:eastAsia="Malgun Gothic" w:hAnsi="Malgun Gothic"/>
-              </w:rPr>
-            </w:pPr>
-            <w:r>
-              <w:rPr>
-                <w:rFonts w:ascii="Malgun Gothic" w:cs="Malgun Gothic" w:eastAsia="Malgun Gothic" w:hAnsi="Malgun Gothic"/>
-                <w:sz w:val="19"/>
-                <w:szCs w:val="19"/>
-              </w:rPr>
-              <w:t xml:space="preserve">신청서 첨부자료: https://naver.me/FEgGctOE</w:t>
             </w:r>
           </w:p>
         </w:tc>
